--- a/assignments/환경친화형농업_중간과제물.docx
+++ b/assignments/환경친화형농업_중간과제물.docx
@@ -339,7 +339,7 @@
         <w:rPr>
           <w:b w:val="0"/>
         </w:rPr>
-        <w:t>나는 방송대 농학과에 들어오기 전부터 토마토 스마트팜 창업을 준비했었다. 그래서 스마트팜에서 온도와 습도, 양액 데이터를 보고 분석하는 일에 대해서는 어느 정도 알고 있었다. 솔직히 처음 스마트팜이라는 말을 들었을 때 비용 걱정은 거의 하지 않았다. 센서가 알아서 환경을 맞춰 주고 스마트폰으로 하우스를 조절한다는 것이 신기했고, 세상이 정말 많이 발전했다는 생각이 먼저 들었다.</w:t>
+        <w:t>저는 방송대 농학과에 들어오기 전부터 토마토 스마트팜 창업을 준비했습니다. SNS 마케팅 프리랜서로 일했던 경험을 살려, 제가 직접 키운 농산물을 직접 알리고 팔아 보고 싶었기 때문입니다. 그 과정에서 스마트팜의 온도, 습도, 양액 데이터를 보고 분석하는 일도 어느 정도 익히게 되었습니다. 솔직히 처음 스마트팜이라는 말을 들었을 때는 비용 걱정을 거의 하지 않았습니다. 센서가 알아서 환경을 맞춰 주고 스마트폰으로 하우스를 조절한다는 것이 신기했고, 세상이 정말 많이 발전했다는 생각이 먼저 들었습니다.</w:t>
       </w:r>
     </w:p>
     <w:p>
@@ -352,7 +352,7 @@
         <w:rPr>
           <w:b w:val="0"/>
         </w:rPr>
-        <w:t>그런데 창업을 구체적으로 준비하면서 생각이 달라졌다. 시설비와 대출, 판로까지 따져 보니 기술이 좋다는 것과 그 기술로 농사를 지어 먹고사는 것은 전혀 다른 문제였다. 이번 과제에서는 디지털 농업, 스마트 농업, 정밀 농업이 각각 무엇인지 정리하고, 최근 실제로 적용되고 있는 기술을 조사해 보려고 한다. 그리고 내가 직접 부딪혀 본 경험을 바탕으로 이 기술들이 누구에게, 어떤 조건에서 도움이 되는지도 함께 생각해 보려고 한다.</w:t>
+        <w:t>하지만 창업을 구체적으로 준비하면서 생각이 달라졌습니다. 시설비와 대출, 판로까지 따져 보니 기술이 좋다는 것과 그 기술로 농사를 지어 생계를 꾸리는 것은 전혀 다른 문제였기 때문입니다. 그래서 이번 과제에서는 디지털 농업, 스마트 농업, 정밀 농업의 개념을 정리하고, 최근 실제로 적용되고 있는 기술을 조사해 보았습니다. 그리고 제가 직접 부딪혀 본 경험을 바탕으로, 이 기술들이 누구에게 어떤 조건에서 도움이 되는지도 함께 생각해 보려고 합니다.</w:t>
       </w:r>
     </w:p>
     <w:p>
@@ -402,7 +402,7 @@
         <w:rPr>
           <w:b w:val="0"/>
         </w:rPr>
-        <w:t>정밀 농업은 같은 밭 안에서도 위치마다 흙과 작물의 상태가 다르다는 점에서 출발한다. 예전에는 밭 전체에 비료와 농약을 똑같은 양으로 뿌렸다. 정밀 농업은 GPS와 센서, 드론이나 위성 영상으로 위치별 상태를 측정하고, 필요한 곳에 필요한 만큼만 투입한다. 이렇게 위치에 따라 비료 양을 다르게 주는 것을 변량시비라고 한다. 이 방식이 환경친화적인 이유는 분명하다. 남는 비료와 농약이 줄어들면 그만큼 흙과 물로 흘러가는 오염도 줄어들기 때문이다.</w:t>
+        <w:t>정밀 농업은 같은 밭 안에서도 위치마다 흙과 작물의 상태가 다르다는 점에서 출발합니다. 예전에는 밭 전체에 비료와 농약을 똑같은 양으로 뿌렸지만, 정밀 농업에서는 GPS와 센서, 드론이나 위성 영상으로 위치별 상태를 측정한 뒤 필요한 곳에 필요한 만큼만 투입합니다. 이처럼 위치에 따라 비료 양을 달리 주는 것을 변량시비라고 합니다. 남는 비료와 농약이 줄어들면 흙과 물로 흘러가는 오염도 그만큼 줄어들기 때문에, 정밀 농업은 그 자체로 환경친화적인 농업이라고 할 수 있습니다.</w:t>
       </w:r>
     </w:p>
     <w:p>
@@ -427,7 +427,7 @@
         <w:rPr>
           <w:b w:val="0"/>
         </w:rPr>
-        <w:t>스마트 농업은 「스마트농업 육성 및 지원에 관한 법률」에서 "농업의 생산성·품질 향상과 경영비·노동비 절감 등을 위하여 농업 분야에 정보통신기술 등 첨단기술을 접목한 농업"으로 정의된다(제2조). 우리가 흔히 말하는 스마트팜이 대표적인 예다. 온실 안의 온도, 습도, 이산화탄소 농도, 양액 공급을 센서와 제어기로 자동 관리하고, 농민은 멀리서도 스마트폰으로 상태를 확인할 수 있다. 같은 법은 목적을 농업의 자동화·정밀화·무인화 촉진이라고 밝히고 있는데(제1조), 나는 이 세 단어가 스마트 농업이 가려는 방향을 가장 잘 보여 준다고 생각한다.</w:t>
+        <w:t>스마트 농업은 「스마트농업 육성 및 지원에 관한 법률」에서 "농업의 생산성·품질 향상과 경영비·노동비 절감 등을 위하여 농업 분야에 정보통신기술 등 첨단기술을 접목한 농업"으로 정의됩니다(제2조). 흔히 말하는 스마트팜이 대표적인 예로, 온실 안의 온도, 습도, 이산화탄소 농도, 양액 공급을 센서와 제어기로 자동 관리하고, 농민은 멀리서도 스마트폰으로 상태를 확인할 수 있습니다. 같은 법은 그 목적을 농업의 자동화·정밀화·무인화 촉진이라고 밝히고 있는데(제1조), 저는 이 세 단어가 스마트 농업이 나아가려는 방향을 가장 잘 보여 준다고 생각합니다.</w:t>
       </w:r>
     </w:p>
     <w:p>
@@ -452,7 +452,7 @@
         <w:rPr>
           <w:b w:val="0"/>
         </w:rPr>
-        <w:t>디지털 농업은 셋 중 가장 넓은 개념이다. 정밀 농업과 스마트팜을 포함하면서, 데이터 관리 도구를 결합해 생산부터 유통, 소비까지 농업 전 과정에서 가치를 만들어 내는 농업을 말한다(경기일보, 2022). 정밀 농업이 '밭 안'을, 스마트팜이 '시설 안'을 데이터로 관리한다면, 디지털 농업은 그 데이터를 농장 밖의 유통과 시장까지 잇는 것이라고 이해했다.</w:t>
+        <w:t>디지털 농업은 세 개념 가운데 가장 넓은 개념입니다. 정밀 농업과 스마트팜을 포함하면서, 데이터 관리 도구를 결합해 생산부터 유통, 소비까지 농업 전 과정에서 가치를 만들어 내는 농업을 말합니다(경기일보, 2022). 정리하면 정밀 농업이 '밭 안'을, 스마트팜이 '시설 안'을 데이터로 관리한다면, 디지털 농업은 그 데이터를 농장 밖의 유통과 시장까지 잇는 것이라고 이해했습니다.</w:t>
       </w:r>
     </w:p>
     <w:p>
@@ -464,7 +464,7 @@
         <w:rPr>
           <w:b/>
         </w:rPr>
-        <w:t>4) 세 개념을 내 일에 비춰 보면</w:t>
+        <w:t>4) 세 개념을 제 일에 비춰 보면</w:t>
       </w:r>
     </w:p>
     <w:p>
@@ -477,7 +477,7 @@
         <w:rPr>
           <w:b w:val="0"/>
         </w:rPr>
-        <w:t>이 개념들을 공부하면서 지금 다니는 회사가 떠올랐다. 나는 나이키 창고 부서에서 일하고 있다. 창고의 수용 능력, 이른바 케파를 관리하면서 매장에 하루, 한 달, 1년 동안 얼마나 많은 제품이 들어오고 나가는지를 수치로 재고, 다음 해 물량까지 미리 확인한다. 일하면서 알게 된 것도 있다. 평일에 비가 오면 손님이 줄지만, 주말에 비가 오면 오히려 매장에 들어오는 사람이 늘어난다. 평균만 보면 '비 오는 날은 손님이 적다'고 판단하겠지만, 조건별로 나눠 보면 전혀 다른 답이 나온다.</w:t>
+        <w:t>이 개념들을 공부하면서 지금 다니는 회사가 떠올랐습니다. 저는 마케팅을 공부하며 수치를 다루는 법을 익힌 덕분에, 생각지 못하게 나이키의 창고 부서에서 일하게 되었습니다. 그곳에서 창고의 수용 능력, 이른바 케파를 관리하면서 매장에 하루, 한 달, 1년 동안 얼마나 많은 제품이 들어오고 나가는지 수치로 확인하고, 다음 해 물량까지 미리 점검합니다. 일하면서 알게 된 점도 있습니다. 평일에 비가 오면 손님이 줄지만, 주말에 비가 오면 오히려 매장을 찾는 사람이 늘어납니다. 평균만 보면 '비 오는 날은 손님이 적다'고 판단하기 쉽지만, 조건별로 나누어 보면 전혀 다른 답이 나오는 것입니다.</w:t>
       </w:r>
     </w:p>
     <w:p>
@@ -490,7 +490,7 @@
         <w:rPr>
           <w:b w:val="0"/>
         </w:rPr>
-        <w:t>나는 이것이 정밀 농업의 사고방식과 닮아 있다고 본다. 밭 전체의 평균이 아니라 위치별 차이를 보듯이, 매출 전체가 아니라 요일과 날씨별 차이를 봐야 정확한 판단을 할 수 있기 때문이다. 또 창고 물량 데이터를 매장 판매와 다음 해 계획까지 연결하는 일은, 디지털 농업이 생산 데이터를 유통과 소비까지 잇는 것과 구조가 닮았다. 마케팅을 공부했던 내가 수치를 다루는 창고 부서로 오게 된 것은 생각지 못한 일이었다. 그런데 지금은 이 경험이 농업을 이해하는 데 큰 도움이 된다고 생각한다.</w:t>
+        <w:t>저는 이것이 정밀 농업의 사고방식과 닮아 있다고 생각합니다. 밭 전체의 평균이 아니라 위치별 차이를 보듯이, 매출도 전체가 아니라 요일과 날씨별 차이를 봐야 정확하게 판단할 수 있기 때문입니다. 또한 창고 물량 데이터를 매장 판매와 다음 해 계획까지 연결하는 일은, 디지털 농업이 생산 데이터를 유통과 소비까지 잇는 것과 구조가 닮았습니다. 그래서 처음에는 뜻밖이었던 창고 업무 경험이 지금은 농업을 이해하는 데 큰 도움이 되고 있습니다.</w:t>
       </w:r>
     </w:p>
     <w:p>
@@ -527,7 +527,7 @@
         <w:rPr>
           <w:b w:val="0"/>
         </w:rPr>
-        <w:t>정밀 농업은 이미 현장 실증 단계에 들어섰다. 농촌진흥청과 농기계 기업 대동은 협력해 전국 231개 필지에서 실증을 진행했고, 비료 처방 오차율을 4.29% 수준까지 낮췄다. 변량시비를 한 뒤에는 질소 균일도가 기존보다 73% 개선되었고, 위성과 드론 데이터로 만든 웃거름 지도의 상관성은 0.97로 나타났다(머니투데이, 2026). 위성 영상만으로도 드론에 가까운 생육 지도를 만들 수 있다는 뜻이다. 넓은 밭을 드론으로 일일이 찍기 어려운 농가에게는 비용 부담을 덜 수 있는 결과라고 생각한다.</w:t>
+        <w:t>정밀 농업은 이미 현장 실증 단계에 들어섰습니다. 농촌진흥청과 농기계 기업 대동은 협력하여 전국 231개 필지에서 실증을 진행했고, 그 결과 비료 처방 오차율을 4.29% 수준까지 낮췄습니다. 변량시비 후에는 질소 균일도가 기존보다 73% 개선되었으며, 위성과 드론 데이터로 만든 웃거름 지도의 상관성은 0.97로 나타났습니다(머니투데이, 2026). 이는 위성 영상만으로도 드론에 가까운 생육 지도를 만들 수 있다는 뜻이므로, 넓은 밭을 드론으로 일일이 촬영하기 어려운 농가의 비용 부담을 덜어 줄 수 있는 결과라고 생각합니다.</w:t>
       </w:r>
     </w:p>
     <w:p>
@@ -552,7 +552,7 @@
         <w:rPr>
           <w:b w:val="0"/>
         </w:rPr>
-        <w:t>시설원예 스마트팜은 장비 중심의 1세대에서 데이터와 인공지능을 활용하는 2세대로 넘어가고 있다. 농촌진흥청은 그 핵심 기술로 순환식 수경재배를 보급하고 있다. 기존 수경재배는 작물에 주고 남은 양액, 즉 배액을 그대로 버렸는데, 순환식은 이 배액을 회수해 분석·살균·희석한 뒤 다시 쓴다. 농진청 설명에 따르면 이 방식으로 화학비료 사용량은 30~40%, 농업용수는 20~30%까지 줄일 수 있다(뉴시스, 2026). 또 기업마다 다른 온실 환경관리 프로그램을 앱스토어처럼 골라 쓰는 '아라온실 플랫폼'도 함께 보급하고 있다(뉴스서울, 2024).</w:t>
+        <w:t>시설원예 스마트팜은 장비 중심의 1세대에서 데이터와 인공지능을 활용하는 2세대로 넘어가고 있으며, 농촌진흥청은 그 핵심 기술로 순환식 수경재배를 보급하고 있습니다. 기존 수경재배는 작물에 공급하고 남은 양액, 즉 배액을 그대로 버렸지만, 순환식은 이 배액을 회수해 분석·살균·희석한 뒤 다시 사용합니다. 농진청 설명에 따르면 이 방식으로 화학비료 사용량은 30~40%, 농업용수는 20~30%까지 줄일 수 있습니다(뉴시스, 2026). 이와 함께 기업마다 다른 온실 환경관리 프로그램을 앱스토어처럼 골라 쓰는 '아라온실 플랫폼'도 보급되고 있습니다(뉴스서울, 2024).</w:t>
       </w:r>
     </w:p>
     <w:p>
@@ -565,7 +565,7 @@
         <w:rPr>
           <w:b w:val="0"/>
         </w:rPr>
-        <w:t>토마토 스마트팜을 준비했던 나에게 이 기술은 특히 반가웠다. 수경재배를 하면 배액이 꾸준히 나오는데, 이것은 비용이면서 동시에 환경 문제이기 때문이다. 생산비를 줄이는 기술이 곧 환경을 지키는 기술이 된다는 점에서, 순환식 수경재배는 환경친화형 농업이 가야 할 방향을 잘 보여 준다고 생각한다.</w:t>
+        <w:t>토마토 스마트팜을 준비했던 저에게 이 기술은 특히 반가웠습니다. 수경재배에서 꾸준히 나오는 배액은 농가에는 비용이고 환경에는 오염원이기 때문입니다. 생산비를 줄이는 기술이 곧 환경을 지키는 기술이 된다는 점에서, 순환식 수경재배는 환경친화형 농업이 나아가야 할 방향을 잘 보여 준다고 생각합니다.</w:t>
       </w:r>
     </w:p>
     <w:p>
@@ -590,7 +590,7 @@
         <w:rPr>
           <w:b w:val="0"/>
         </w:rPr>
-        <w:t>노지에서는 사람의 손을 대신하는 기술이 빠르게 개발되고 있다. 농림축산식품부와 농촌진흥청은 2026년부터 2030년까지 572억 원을 들여 자율주행 농기계, 농업용 로봇, 농작업 드론을 개발하기로 하고, 2026년 6월 민관 연구개발 협의체를 출범시켰다. 18개 핵심 과제에는 여러 대의 자율주행 트랙터가 함께 일하는 군집 협업, 정밀 제초, 과수 관리 로봇, 자율수확 드론 등이 들어 있다(농림축산식품부, 2026). 파종부터 수확까지 일손이 부족하고 인건비가 계속 오르는 상황에서, 이 기술들은 농촌의 노동력 문제를 풀 열쇠가 될 수 있다.</w:t>
+        <w:t>노지에서는 사람의 손을 대신하는 기술이 빠르게 개발되고 있습니다. 파종부터 수확까지 일손이 부족하고 인건비가 계속 오르자, 농림축산식품부와 농촌진흥청은 2026년부터 2030년까지 572억 원을 들여 자율주행 농기계, 농업용 로봇, 농작업 드론을 개발하기로 하고 2026년 6월 민관 연구개발 협의체를 출범시켰습니다. 18개 핵심 과제에는 여러 대의 자율주행 트랙터가 함께 작업하는 군집 협업, 정밀 제초, 과수 관리 로봇, 자율수확 드론 등이 포함되어 있습니다(농림축산식품부, 2026). 이러한 기술은 농촌의 노동력 문제를 해결하는 열쇠가 될 수 있다고 생각합니다.</w:t>
       </w:r>
     </w:p>
     <w:p>
@@ -615,7 +615,7 @@
         <w:rPr>
           <w:b w:val="0"/>
         </w:rPr>
-        <w:t>기술을 조사할수록 기대가 커졌지만, 창업을 준비하며 직접 본 현실도 함께 떠올랐다. 스마트팜은 국가에서 저금리 대출로 시설 자금을 지원해 준다. 하지만 지원이 있다는 것이 곧 부담이 적다는 뜻은 아니다. 내가 알아본 토마토 스마트팜은 비교적 저렴한 PVC 온실이어도 평당 50만 원 정도였고, 보통 1,000평을 기준으로 계획을 세우니 시설비만 5억 원이 된다. 여기에 농기구와 차량까지 자금 지원이 붙으면서 처음 투자하는 금액 자체가 커진다. 결국 지원이 오히려 청년농이 떠안는 리스크를 키우는 구조가 된다.</w:t>
+        <w:t>기술을 조사할수록 기대가 커졌지만, 한편으로는 창업을 준비하며 직접 마주한 현실도 떠올랐습니다. 스마트팜은 국가에서 저금리 대출로 시설 자금을 지원해 주지만, 지원이 있다고 해서 부담이 적은 것은 아닙니다. 제가 알아본 토마토 스마트팜은 비교적 저렴한 PVC 온실도 평당 50만 원 정도였고, 보통 1,000평을 기준으로 계획을 세우기 때문에 시설비만 5억 원에 이릅니다. 여기에 농기구와 차량까지 자금 지원이 더해지면 처음 투자하는 금액 자체가 커지므로, 결과적으로 지원이 오히려 청년농이 떠안는 위험을 키우는 구조가 됩니다.</w:t>
       </w:r>
     </w:p>
     <w:p>
@@ -628,7 +628,7 @@
         <w:rPr>
           <w:b w:val="0"/>
         </w:rPr>
-        <w:t>실제로 내 주변에도 스마트팜을 시작했다가 접은 청년농이 적지 않다. 경북의 경우 스마트팜 청년 정착률이 31%에 그쳤고, 창업에 최소 20억 원 이상의 초기 자본이 필요하다는 지적도 나왔다(한국경제, 2025). 이 숫자를 보면서 마음이 무거웠다. 청년의 자립을 돕겠다는 정책이 빚을 먼저 안기는 방식이라면, 실패의 책임은 결국 개인에게 돌아가기 때문이다. 나는 시설 지원만큼이나 판로 확보와 경영 교육, 임대형 스마트팜처럼 초기 부담을 나눠 지는 방식이 더 필요하다고 생각한다.</w:t>
+        <w:t>실제로 제 주변에도 스마트팜을 시작했다가 그만둔 청년농이 적지 않습니다. 보도에 따르면 경북의 스마트팜 청년 정착률은 31%에 그쳤고, 창업에 최소 20억 원 이상의 초기 자본이 필요하다는 지적도 나왔습니다(한국경제, 2025). 이 숫자를 보며 마음이 무거웠습니다. 청년의 자립을 돕겠다는 정책이 빚을 먼저 안기는 방식이라면, 실패의 책임은 결국 개인에게 돌아가기 때문입니다. 따라서 시설 지원만큼이나 판로 확보와 경영 교육, 임대형 스마트팜처럼 초기 부담을 함께 나누는 방식이 더 필요하다고 생각합니다.</w:t>
       </w:r>
     </w:p>
     <w:p>
@@ -641,7 +641,7 @@
         <w:rPr>
           <w:b w:val="0"/>
         </w:rPr>
-        <w:t>또 하나 마음에 걸리는 것은 고령 농민이다. 기계가 고장 나면 젊은 농민은 업체에 계속 전화하고 방법을 찾아보지만, 어르신들은 AS 기사가 올 때까지 막연히 기다리는 경우가 많다. 그 사이 온실 환경이 무너지면 한 해 농사가 흔들릴 수 있다. 기술은 모두에게 열려 있어도, 그것을 다룰 정보와 능력의 차이가 또 다른 차별을 만든다. 나이와 디지털 환경이라는 환경적 요인 때문에 혜택에서 밀려나는 사람이 생긴다면, 그 기술은 아직 완성되었다고 보기 어렵다.</w:t>
+        <w:t>고령 농민의 상황도 마음에 걸립니다. 기계가 고장 나면 젊은 농민은 업체에 계속 연락하며 해결 방법을 찾지만, 어르신들은 AS 기사가 올 때까지 막연히 기다리는 경우가 많습니다. 그 사이 온실 환경이 무너지면 한 해 농사가 흔들릴 수도 있습니다. 기술은 모두에게 열려 있더라도 그것을 다룰 정보와 능력의 차이가 또 다른 차별을 만들기 때문에, 나이나 디지털 환경 같은 환경적 요인으로 혜택에서 밀려나는 사람이 있다면 그 기술은 아직 완성되었다고 보기 어렵습니다.</w:t>
       </w:r>
     </w:p>
     <w:p>
@@ -654,7 +654,7 @@
         <w:rPr>
           <w:b w:val="0"/>
         </w:rPr>
-        <w:t>마지막은 유통의 문제다. 나는 SNS 마케팅 프리랜서로 일한 경험이 있고, 학점은행제로 경영학사도 취득했다. 그래서 스마트팜을 준비할 때 내가 키운 농산물을 직접 마케팅해서, 농산물 가격에서 큰 부분을 차지하는 유통 비용을 줄여 보겠다는 목표를 세웠다. 생산자와 소비자를 바로 잇는 플랫폼을 만드는 데에도 관심이 생겼다. 디지털 농업이 생산부터 소비까지를 데이터로 잇는 개념이라면, 생산 기술만큼 유통 구조를 바꾸는 기술도 함께 발전해야 농민의 소득이 실제로 늘어난다고 생각한다.</w:t>
+        <w:t>마지막으로 유통의 문제입니다. 서론에서 말씀드린 것처럼 저는 SNS 마케팅 경험과 학점은행제로 취득한 경영학사를 바탕으로, 직접 키운 농산물을 직접 판매해 농산물 가격에서 큰 비중을 차지하는 유통 비용을 줄이겠다는 목표를 세웠습니다. 그러면서 생산자와 소비자를 바로 잇는 플랫폼을 만드는 일에도 관심이 생겼습니다. 디지털 농업이 생산부터 소비까지를 데이터로 잇는 개념이라면, 생산 기술만큼 유통 구조를 바꾸는 기술도 함께 발전해야 농민의 소득이 실제로 늘어날 수 있다고 생각합니다.</w:t>
       </w:r>
     </w:p>
     <w:p>
@@ -680,7 +680,7 @@
         <w:rPr>
           <w:b w:val="0"/>
         </w:rPr>
-        <w:t>과제를 하기 전 나에게 스마트팜은 신기하고 발전된 기술이었다. 조사를 마친 지금은 생각이 조금 달라졌다. 위성으로 비료 양을 정하고, 버리던 양액을 다시 쓰고, 로봇이 밭일을 대신하는 기술은 분명 농업의 생산성과 환경을 함께 지킬 수 있다. 하지만 그 기술이 큰 대출과 어려운 사용법을 거쳐서만 들어온다면, 청년농과 고령 농민에게는 기회가 아니라 부담이 될 수 있다. 기술의 성능만큼 그 기술을 쓰는 사람의 조건을 함께 봐야 한다는 것이 이번 과제에서 얻은 가장 큰 깨달음이다.</w:t>
+        <w:t>과제를 하기 전까지 저에게 스마트팜은 신기하고 발전된 기술이었지만, 조사를 마친 지금은 생각이 조금 달라졌습니다. 위성으로 비료 양을 정하고, 버리던 양액을 다시 쓰고, 로봇이 밭일을 대신하는 기술은 분명 농업의 생산성과 환경을 함께 지킬 수 있습니다. 그러나 그 기술이 큰 대출과 어려운 사용법을 거쳐서만 현장에 들어온다면, 청년농과 고령 농민에게는 기회가 아니라 부담이 될 수 있습니다. 기술의 성능만큼 그 기술을 쓰는 사람의 조건도 함께 살펴야 한다는 것이 이번 과제를 통해 얻은 가장 큰 깨달음입니다.</w:t>
       </w:r>
     </w:p>
     <w:p>
@@ -693,7 +693,7 @@
         <w:rPr>
           <w:b w:val="0"/>
         </w:rPr>
-        <w:t>앞으로 나는 농업 분야에서 데이터를 분석하는 연구 쪽이나 종자 분야의 일을 찾아보려고 한다. 창고에서 물량을 숫자로 읽고 다음 해를 예측하던 경험은 작물의 생육 데이터를 읽는 일에도 이어질 수 있다고 생각한다. 그리고 언젠가 내가 만든 분석이나 기술이 현장에 쓰인다면, 고장 난 기계 앞에서 혼자 기다려야 하는 농민이 없도록 쓰기 쉽고 부담이 적은 방향을 먼저 고민하는 사람이 되고 싶다.</w:t>
+        <w:t>앞으로 저는 농업 분야에서 데이터를 분석하는 연구 쪽이나 종자 분야의 일을 찾아보려고 합니다. 창고에서 물량을 숫자로 읽고 다음 해를 예측하던 경험이 작물의 생육 데이터를 읽는 일에도 이어질 수 있다고 생각하기 때문입니다. 그리고 언젠가 제가 만든 분석이나 기술이 현장에서 쓰인다면, 고장 난 기계 앞에서 혼자 기다려야 하는 농민이 없도록 쓰기 쉽고 부담이 적은 방향을 먼저 고민하는 사람이 되고 싶습니다.</w:t>
       </w:r>
     </w:p>
     <w:p>
